--- a/ATESTADO_FISICO_MENTAL_TEMPLATE.docx
+++ b/ATESTADO_FISICO_MENTAL_TEMPLATE.docx
@@ -133,14 +133,14 @@
       <w:r>
         <w:rPr>
           <w:rFonts w:ascii="Times New Roman" w:hAnsi="Times New Roman" w:cs="Times New Roman"/>
-        </w:rPr>
-        <w:t>ATESTO PARA OS DEVIDOS FINS, QUE O (A)</w:t>
-      </w:r>
-      <w:r>
-        <w:rPr>
-          <w:rFonts w:ascii="Times New Roman" w:hAnsi="Times New Roman" w:cs="Times New Roman"/>
-        </w:rPr>
-        <w:t xml:space="preserve"> </w:t>
+          <w:sz w:val="24"/>
+        </w:rPr>
+        <w:t>ATESTO PARA OS DEVIDOS FINS, QUE O (A) {{ nome }} PORTADOR (A) DO RG {{ rg }} E CPF: {{ cpf }} GOZA DE BOA SAÚDE FÍSICA E MENTAL, NÃO APRESENTA SINAIS OU SINTOMAS DE DOENÇAS INFECTO CONTAGIOSAS. PORTANTO, ENCONTRA-SE APTO(A) PARA EXERCER SUAS ATIVIDADES NA {{ orgao_texto }}, NO CARGO: {{ funcao }}.</w:t>
+      </w:r>
+      <w:r>
+        <w:rPr>
+          <w:rFonts w:ascii="Times New Roman" w:hAnsi="Times New Roman" w:cs="Times New Roman"/>
+        </w:rPr>
       </w:r>
       <w:proofErr w:type="gramStart"/>
       <w:r>
@@ -149,7 +149,6 @@
           <w:b/>
           <w:bCs/>
         </w:rPr>
-        <w:t>{{ nome</w:t>
       </w:r>
       <w:proofErr w:type="gramEnd"/>
       <w:r>
@@ -158,15 +157,13 @@
           <w:b/>
           <w:bCs/>
         </w:rPr>
-        <w:t xml:space="preserve"> }}</w:t>
-      </w:r>
-      <w:r>
-        <w:rPr>
-          <w:rFonts w:ascii="Times New Roman" w:hAnsi="Times New Roman" w:cs="Times New Roman"/>
-          <w:b/>
-          <w:bCs/>
-        </w:rPr>
-        <w:t xml:space="preserve"> </w:t>
+      </w:r>
+      <w:r>
+        <w:rPr>
+          <w:rFonts w:ascii="Times New Roman" w:hAnsi="Times New Roman" w:cs="Times New Roman"/>
+          <w:b/>
+          <w:bCs/>
+        </w:rPr>
       </w:r>
       <w:r>
         <w:rPr>
@@ -174,13 +171,11 @@
           <w:bCs/>
           <w:color w:val="000000"/>
         </w:rPr>
-        <w:t>PORTADOR</w:t>
-      </w:r>
-      <w:r>
-        <w:rPr>
-          <w:rFonts w:ascii="Times New Roman" w:hAnsi="Times New Roman" w:cs="Times New Roman"/>
-        </w:rPr>
-        <w:t xml:space="preserve"> (A) DO</w:t>
+      </w:r>
+      <w:r>
+        <w:rPr>
+          <w:rFonts w:ascii="Times New Roman" w:hAnsi="Times New Roman" w:cs="Times New Roman"/>
+        </w:rPr>
       </w:r>
       <w:r>
         <w:rPr>
@@ -189,19 +184,15 @@
           <w:bCs/>
           <w:lang w:eastAsia="pt-BR"/>
         </w:rPr>
-        <w:t xml:space="preserve"> </w:t>
-      </w:r>
-      <w:r>
-        <w:rPr>
-          <w:rFonts w:ascii="Times New Roman" w:hAnsi="Times New Roman" w:cs="Times New Roman"/>
-          <w:b/>
-          <w:bCs/>
-        </w:rPr>
-        <w:t>RG</w:t>
-      </w:r>
-      <w:r>
-        <w:t xml:space="preserve"> </w:t>
-      </w:r>
+      </w:r>
+      <w:r>
+        <w:rPr>
+          <w:rFonts w:ascii="Times New Roman" w:hAnsi="Times New Roman" w:cs="Times New Roman"/>
+          <w:b/>
+          <w:bCs/>
+        </w:rPr>
+      </w:r>
+      <w:r/>
       <w:proofErr w:type="gramStart"/>
       <w:r>
         <w:rPr>
@@ -209,7 +200,6 @@
           <w:b/>
           <w:bCs/>
         </w:rPr>
-        <w:t xml:space="preserve">{{ </w:t>
       </w:r>
       <w:proofErr w:type="spellStart"/>
       <w:r>
@@ -218,7 +208,6 @@
           <w:b/>
           <w:bCs/>
         </w:rPr>
-        <w:t>rg</w:t>
       </w:r>
       <w:proofErr w:type="spellEnd"/>
       <w:proofErr w:type="gramEnd"/>
@@ -228,23 +217,20 @@
           <w:b/>
           <w:bCs/>
         </w:rPr>
-        <w:t xml:space="preserve"> }}</w:t>
-      </w:r>
-      <w:r>
-        <w:rPr>
-          <w:rFonts w:ascii="Times New Roman" w:hAnsi="Times New Roman" w:cs="Times New Roman"/>
-          <w:b/>
-          <w:bCs/>
-        </w:rPr>
-        <w:t xml:space="preserve"> </w:t>
-      </w:r>
-      <w:r>
-        <w:rPr>
-          <w:rFonts w:ascii="Times New Roman" w:hAnsi="Times New Roman" w:cs="Times New Roman"/>
-          <w:b/>
-          <w:bCs/>
-        </w:rPr>
-        <w:t>E</w:t>
+      </w:r>
+      <w:r>
+        <w:rPr>
+          <w:rFonts w:ascii="Times New Roman" w:hAnsi="Times New Roman" w:cs="Times New Roman"/>
+          <w:b/>
+          <w:bCs/>
+        </w:rPr>
+      </w:r>
+      <w:r>
+        <w:rPr>
+          <w:rFonts w:ascii="Times New Roman" w:hAnsi="Times New Roman" w:cs="Times New Roman"/>
+          <w:b/>
+          <w:bCs/>
+        </w:rPr>
       </w:r>
       <w:r>
         <w:rPr>
@@ -252,18 +238,14 @@
           <w:b/>
           <w:color w:val="0F243E" w:themeColor="text2" w:themeShade="80"/>
         </w:rPr>
-        <w:t xml:space="preserve"> </w:t>
-      </w:r>
-      <w:r>
-        <w:rPr>
-          <w:rFonts w:ascii="Times New Roman" w:hAnsi="Times New Roman" w:cs="Times New Roman"/>
-          <w:b/>
-        </w:rPr>
-        <w:t>CPF:</w:t>
-      </w:r>
-      <w:r>
-        <w:t xml:space="preserve"> </w:t>
-      </w:r>
+      </w:r>
+      <w:r>
+        <w:rPr>
+          <w:rFonts w:ascii="Times New Roman" w:hAnsi="Times New Roman" w:cs="Times New Roman"/>
+          <w:b/>
+        </w:rPr>
+      </w:r>
+      <w:r/>
       <w:proofErr w:type="gramStart"/>
       <w:r>
         <w:rPr>
@@ -271,7 +253,6 @@
           <w:b/>
           <w:bCs/>
         </w:rPr>
-        <w:t xml:space="preserve">{{ </w:t>
       </w:r>
       <w:proofErr w:type="spellStart"/>
       <w:r>
@@ -280,7 +261,6 @@
           <w:b/>
           <w:bCs/>
         </w:rPr>
-        <w:t>cpf</w:t>
       </w:r>
       <w:proofErr w:type="spellEnd"/>
       <w:proofErr w:type="gramEnd"/>
@@ -290,108 +270,91 @@
           <w:b/>
           <w:bCs/>
         </w:rPr>
-        <w:t xml:space="preserve"> }}</w:t>
-      </w:r>
-      <w:r>
-        <w:rPr>
-          <w:rFonts w:ascii="Times New Roman" w:hAnsi="Times New Roman" w:cs="Times New Roman"/>
-          <w:b/>
-          <w:bCs/>
-        </w:rPr>
-        <w:t xml:space="preserve"> </w:t>
-      </w:r>
-      <w:r>
-        <w:rPr>
-          <w:rFonts w:ascii="Times New Roman" w:hAnsi="Times New Roman" w:cs="Times New Roman"/>
-        </w:rPr>
-        <w:t>GOZA</w:t>
-      </w:r>
-      <w:r>
-        <w:rPr>
-          <w:rFonts w:ascii="Times New Roman" w:hAnsi="Times New Roman" w:cs="Times New Roman"/>
-          <w:bCs/>
-        </w:rPr>
-        <w:t xml:space="preserve"> </w:t>
-      </w:r>
-      <w:r>
-        <w:rPr>
-          <w:rFonts w:ascii="Times New Roman" w:hAnsi="Times New Roman" w:cs="Times New Roman"/>
-        </w:rPr>
-        <w:t xml:space="preserve">DE BOA SAÚDE </w:t>
-      </w:r>
-      <w:r>
-        <w:rPr>
-          <w:rFonts w:ascii="Times New Roman" w:hAnsi="Times New Roman" w:cs="Times New Roman"/>
-        </w:rPr>
-        <w:t xml:space="preserve">FÍSICA E </w:t>
-      </w:r>
-      <w:r>
-        <w:rPr>
-          <w:rFonts w:ascii="Times New Roman" w:hAnsi="Times New Roman" w:cs="Times New Roman"/>
-        </w:rPr>
-        <w:t>MENTAL</w:t>
-      </w:r>
-      <w:r>
-        <w:rPr>
-          <w:rFonts w:ascii="Times New Roman" w:hAnsi="Times New Roman" w:cs="Times New Roman"/>
-        </w:rPr>
-        <w:t>,</w:t>
-      </w:r>
-      <w:r>
-        <w:rPr>
-          <w:rFonts w:ascii="Times New Roman" w:hAnsi="Times New Roman" w:cs="Times New Roman"/>
-        </w:rPr>
-        <w:t xml:space="preserve"> NÃO APRESENTA SINAIS OU SINTOMAS DE DOENÇAS INFECTO CONTAGIOSAS. PORTANTO, ENCONTRA-SE APT</w:t>
-      </w:r>
-      <w:r>
-        <w:rPr>
-          <w:rFonts w:ascii="Times New Roman" w:hAnsi="Times New Roman" w:cs="Times New Roman"/>
-        </w:rPr>
-        <w:t>O</w:t>
-      </w:r>
-      <w:r>
-        <w:rPr>
-          <w:rFonts w:ascii="Times New Roman" w:hAnsi="Times New Roman" w:cs="Times New Roman"/>
-        </w:rPr>
-        <w:t>(A)</w:t>
-      </w:r>
-      <w:r>
-        <w:rPr>
-          <w:rFonts w:ascii="Times New Roman" w:hAnsi="Times New Roman" w:cs="Times New Roman"/>
-        </w:rPr>
-        <w:t xml:space="preserve"> </w:t>
-      </w:r>
-      <w:r>
-        <w:rPr>
-          <w:rFonts w:ascii="Times New Roman" w:hAnsi="Times New Roman" w:cs="Times New Roman"/>
-        </w:rPr>
-        <w:t>PARA EXERCER SUAS ATIVIDADES</w:t>
-      </w:r>
-      <w:r>
-        <w:rPr>
-          <w:rFonts w:ascii="Times New Roman" w:hAnsi="Times New Roman" w:cs="Times New Roman"/>
-          <w:bCs/>
-        </w:rPr>
-        <w:t xml:space="preserve"> </w:t>
-      </w:r>
-      <w:r>
-        <w:rPr>
-          <w:rFonts w:ascii="Times New Roman" w:hAnsi="Times New Roman" w:cs="Times New Roman"/>
-        </w:rPr>
-        <w:t>N</w:t>
-      </w:r>
-      <w:r>
-        <w:rPr>
-          <w:rFonts w:ascii="Times New Roman" w:hAnsi="Times New Roman" w:cs="Times New Roman"/>
-        </w:rPr>
-        <w:t>A</w:t>
-      </w:r>
-      <w:r>
-        <w:rPr>
-          <w:rFonts w:ascii="Times New Roman" w:hAnsi="Times New Roman" w:cs="Times New Roman"/>
-          <w:b/>
-        </w:rPr>
-        <w:t xml:space="preserve"> </w:t>
+      </w:r>
+      <w:r>
+        <w:rPr>
+          <w:rFonts w:ascii="Times New Roman" w:hAnsi="Times New Roman" w:cs="Times New Roman"/>
+          <w:b/>
+          <w:bCs/>
+        </w:rPr>
+      </w:r>
+      <w:r>
+        <w:rPr>
+          <w:rFonts w:ascii="Times New Roman" w:hAnsi="Times New Roman" w:cs="Times New Roman"/>
+        </w:rPr>
+      </w:r>
+      <w:r>
+        <w:rPr>
+          <w:rFonts w:ascii="Times New Roman" w:hAnsi="Times New Roman" w:cs="Times New Roman"/>
+          <w:bCs/>
+        </w:rPr>
+      </w:r>
+      <w:r>
+        <w:rPr>
+          <w:rFonts w:ascii="Times New Roman" w:hAnsi="Times New Roman" w:cs="Times New Roman"/>
+        </w:rPr>
+      </w:r>
+      <w:r>
+        <w:rPr>
+          <w:rFonts w:ascii="Times New Roman" w:hAnsi="Times New Roman" w:cs="Times New Roman"/>
+        </w:rPr>
+      </w:r>
+      <w:r>
+        <w:rPr>
+          <w:rFonts w:ascii="Times New Roman" w:hAnsi="Times New Roman" w:cs="Times New Roman"/>
+        </w:rPr>
+      </w:r>
+      <w:r>
+        <w:rPr>
+          <w:rFonts w:ascii="Times New Roman" w:hAnsi="Times New Roman" w:cs="Times New Roman"/>
+        </w:rPr>
+      </w:r>
+      <w:r>
+        <w:rPr>
+          <w:rFonts w:ascii="Times New Roman" w:hAnsi="Times New Roman" w:cs="Times New Roman"/>
+        </w:rPr>
+      </w:r>
+      <w:r>
+        <w:rPr>
+          <w:rFonts w:ascii="Times New Roman" w:hAnsi="Times New Roman" w:cs="Times New Roman"/>
+        </w:rPr>
+      </w:r>
+      <w:r>
+        <w:rPr>
+          <w:rFonts w:ascii="Times New Roman" w:hAnsi="Times New Roman" w:cs="Times New Roman"/>
+        </w:rPr>
+      </w:r>
+      <w:r>
+        <w:rPr>
+          <w:rFonts w:ascii="Times New Roman" w:hAnsi="Times New Roman" w:cs="Times New Roman"/>
+        </w:rPr>
+      </w:r>
+      <w:r>
+        <w:rPr>
+          <w:rFonts w:ascii="Times New Roman" w:hAnsi="Times New Roman" w:cs="Times New Roman"/>
+        </w:rPr>
+      </w:r>
+      <w:r>
+        <w:rPr>
+          <w:rFonts w:ascii="Times New Roman" w:hAnsi="Times New Roman" w:cs="Times New Roman"/>
+          <w:bCs/>
+        </w:rPr>
+      </w:r>
+      <w:r>
+        <w:rPr>
+          <w:rFonts w:ascii="Times New Roman" w:hAnsi="Times New Roman" w:cs="Times New Roman"/>
+        </w:rPr>
+      </w:r>
+      <w:r>
+        <w:rPr>
+          <w:rFonts w:ascii="Times New Roman" w:hAnsi="Times New Roman" w:cs="Times New Roman"/>
+        </w:rPr>
+      </w:r>
+      <w:r>
+        <w:rPr>
+          <w:rFonts w:ascii="Times New Roman" w:hAnsi="Times New Roman" w:cs="Times New Roman"/>
+          <w:b/>
+        </w:rPr>
       </w:r>
       <w:proofErr w:type="gramStart"/>
       <w:r>
@@ -400,7 +363,6 @@
           <w:b/>
           <w:bCs/>
         </w:rPr>
-        <w:t>{{ empresa</w:t>
       </w:r>
       <w:proofErr w:type="gramEnd"/>
       <w:r>
@@ -409,31 +371,27 @@
           <w:b/>
           <w:bCs/>
         </w:rPr>
-        <w:t xml:space="preserve"> }}</w:t>
-      </w:r>
-      <w:r>
-        <w:rPr>
-          <w:rFonts w:ascii="Times New Roman" w:hAnsi="Times New Roman" w:cs="Times New Roman"/>
-          <w:b/>
-          <w:bCs/>
-        </w:rPr>
-        <w:t xml:space="preserve"> </w:t>
-      </w:r>
-      <w:r>
-        <w:rPr>
-          <w:rFonts w:ascii="Times New Roman" w:hAnsi="Times New Roman" w:cs="Times New Roman"/>
-          <w:b/>
-          <w:bCs/>
-        </w:rPr>
-        <w:t>–</w:t>
-      </w:r>
-      <w:r>
-        <w:rPr>
-          <w:rFonts w:ascii="Times New Roman" w:hAnsi="Times New Roman" w:cs="Times New Roman"/>
-          <w:b/>
-          <w:bCs/>
-        </w:rPr>
-        <w:t xml:space="preserve"> </w:t>
+      </w:r>
+      <w:r>
+        <w:rPr>
+          <w:rFonts w:ascii="Times New Roman" w:hAnsi="Times New Roman" w:cs="Times New Roman"/>
+          <w:b/>
+          <w:bCs/>
+        </w:rPr>
+      </w:r>
+      <w:r>
+        <w:rPr>
+          <w:rFonts w:ascii="Times New Roman" w:hAnsi="Times New Roman" w:cs="Times New Roman"/>
+          <w:b/>
+          <w:bCs/>
+        </w:rPr>
+      </w:r>
+      <w:r>
+        <w:rPr>
+          <w:rFonts w:ascii="Times New Roman" w:hAnsi="Times New Roman" w:cs="Times New Roman"/>
+          <w:b/>
+          <w:bCs/>
+        </w:rPr>
       </w:r>
       <w:proofErr w:type="gramStart"/>
       <w:r>
@@ -442,15 +400,13 @@
           <w:b/>
           <w:bCs/>
         </w:rPr>
-        <w:t xml:space="preserve">{{ </w:t>
-      </w:r>
-      <w:r>
-        <w:rPr>
-          <w:rFonts w:ascii="Times New Roman" w:hAnsi="Times New Roman" w:cs="Times New Roman"/>
-          <w:b/>
-          <w:bCs/>
-        </w:rPr>
-        <w:t>edital</w:t>
+      </w:r>
+      <w:r>
+        <w:rPr>
+          <w:rFonts w:ascii="Times New Roman" w:hAnsi="Times New Roman" w:cs="Times New Roman"/>
+          <w:b/>
+          <w:bCs/>
+        </w:rPr>
       </w:r>
       <w:proofErr w:type="gramEnd"/>
       <w:r>
@@ -459,15 +415,13 @@
           <w:b/>
           <w:bCs/>
         </w:rPr>
-        <w:t xml:space="preserve"> }}</w:t>
-      </w:r>
-      <w:r>
-        <w:rPr>
-          <w:rFonts w:ascii="Times New Roman" w:hAnsi="Times New Roman" w:cs="Times New Roman"/>
-          <w:b/>
-          <w:bCs/>
-        </w:rPr>
-        <w:t xml:space="preserve"> – </w:t>
+      </w:r>
+      <w:r>
+        <w:rPr>
+          <w:rFonts w:ascii="Times New Roman" w:hAnsi="Times New Roman" w:cs="Times New Roman"/>
+          <w:b/>
+          <w:bCs/>
+        </w:rPr>
       </w:r>
       <w:proofErr w:type="gramStart"/>
       <w:r>
@@ -476,7 +430,6 @@
           <w:b/>
           <w:bCs/>
         </w:rPr>
-        <w:t xml:space="preserve">{{ </w:t>
       </w:r>
       <w:proofErr w:type="spellStart"/>
       <w:r>
@@ -485,7 +438,6 @@
           <w:b/>
           <w:bCs/>
         </w:rPr>
-        <w:t>pss</w:t>
       </w:r>
       <w:proofErr w:type="spellEnd"/>
       <w:proofErr w:type="gramEnd"/>
@@ -495,29 +447,25 @@
           <w:b/>
           <w:bCs/>
         </w:rPr>
-        <w:t xml:space="preserve"> }}</w:t>
-      </w:r>
-      <w:r>
-        <w:rPr>
-          <w:rFonts w:ascii="Times New Roman" w:hAnsi="Times New Roman" w:cs="Times New Roman"/>
-          <w:b/>
-          <w:bCs/>
-        </w:rPr>
-        <w:t>,</w:t>
-      </w:r>
-      <w:r>
-        <w:rPr>
-          <w:rFonts w:ascii="Times New Roman" w:hAnsi="Times New Roman" w:cs="Times New Roman"/>
-          <w:b/>
-        </w:rPr>
-        <w:t xml:space="preserve"> </w:t>
-      </w:r>
-      <w:r>
-        <w:rPr>
-          <w:rFonts w:ascii="Times New Roman" w:hAnsi="Times New Roman" w:cs="Times New Roman"/>
-          <w:bCs/>
-        </w:rPr>
-        <w:t>NO</w:t>
+      </w:r>
+      <w:r>
+        <w:rPr>
+          <w:rFonts w:ascii="Times New Roman" w:hAnsi="Times New Roman" w:cs="Times New Roman"/>
+          <w:b/>
+          <w:bCs/>
+        </w:rPr>
+      </w:r>
+      <w:r>
+        <w:rPr>
+          <w:rFonts w:ascii="Times New Roman" w:hAnsi="Times New Roman" w:cs="Times New Roman"/>
+          <w:b/>
+        </w:rPr>
+      </w:r>
+      <w:r>
+        <w:rPr>
+          <w:rFonts w:ascii="Times New Roman" w:hAnsi="Times New Roman" w:cs="Times New Roman"/>
+          <w:bCs/>
+        </w:rPr>
       </w:r>
       <w:r>
         <w:rPr>
@@ -526,13 +474,11 @@
           <w:sz w:val="24"/>
           <w:szCs w:val="24"/>
         </w:rPr>
-        <w:t xml:space="preserve"> </w:t>
-      </w:r>
-      <w:r>
-        <w:rPr>
-          <w:rFonts w:ascii="Times New Roman" w:hAnsi="Times New Roman" w:cs="Times New Roman"/>
-        </w:rPr>
-        <w:t>CARGO</w:t>
+      </w:r>
+      <w:r>
+        <w:rPr>
+          <w:rFonts w:ascii="Times New Roman" w:hAnsi="Times New Roman" w:cs="Times New Roman"/>
+        </w:rPr>
       </w:r>
       <w:r>
         <w:rPr>
@@ -540,11 +486,8 @@
           <w:b/>
           <w:color w:val="000000" w:themeColor="text1"/>
         </w:rPr>
-        <w:t>:</w:t>
-      </w:r>
-      <w:r>
-        <w:t xml:space="preserve"> </w:t>
-      </w:r>
+      </w:r>
+      <w:r/>
       <w:proofErr w:type="gramStart"/>
       <w:r>
         <w:rPr>
@@ -553,7 +496,6 @@
           <w:sz w:val="24"/>
           <w:szCs w:val="24"/>
         </w:rPr>
-        <w:t xml:space="preserve">{{ </w:t>
       </w:r>
       <w:proofErr w:type="spellStart"/>
       <w:r>
@@ -563,7 +505,6 @@
           <w:sz w:val="24"/>
           <w:szCs w:val="24"/>
         </w:rPr>
-        <w:t>funcao</w:t>
       </w:r>
       <w:proofErr w:type="spellEnd"/>
       <w:proofErr w:type="gramEnd"/>
@@ -574,7 +515,6 @@
           <w:sz w:val="24"/>
           <w:szCs w:val="24"/>
         </w:rPr>
-        <w:t xml:space="preserve"> }}</w:t>
       </w:r>
       <w:r>
         <w:rPr>
@@ -583,7 +523,6 @@
           <w:sz w:val="24"/>
           <w:szCs w:val="24"/>
         </w:rPr>
-        <w:t>.</w:t>
       </w:r>
     </w:p>
     <w:p>
@@ -956,20 +895,6 @@
         </w:rPr>
         <w:t>PACIENTE</w:t>
       </w:r>
-    </w:p>
-    <w:p>
-      <w:pPr>
-        <w:tabs>
-          <w:tab w:val="left" w:pos="3660"/>
-        </w:tabs>
-        <w:jc w:val="center"/>
-        <w:rPr>
-          <w:rFonts w:cstheme="minorHAnsi"/>
-          <w:b/>
-          <w:sz w:val="24"/>
-          <w:szCs w:val="24"/>
-        </w:rPr>
-      </w:pPr>
     </w:p>
     <w:p>
       <w:pPr>
@@ -1039,7 +964,6 @@
                 <w:sz w:val="24"/>
                 <w:szCs w:val="24"/>
               </w:rPr>
-              <w:lastRenderedPageBreak/>
               <w:t xml:space="preserve">           </w:t>
             </w:r>
             <w:r>
@@ -1108,6 +1032,7 @@
                 <w:rFonts w:ascii="Arial Narrow" w:hAnsi="Arial Narrow"/>
                 <w:color w:val="0F243E" w:themeColor="text2" w:themeShade="80"/>
               </w:rPr>
+              <w:lastRenderedPageBreak/>
               <w:t>NOME</w:t>
             </w:r>
             <w:r>
@@ -3046,7 +2971,6 @@
   <w:style w:type="character" w:default="1" w:styleId="Fontepargpadro">
     <w:name w:val="Default Paragraph Font"/>
     <w:uiPriority w:val="1"/>
-    <w:semiHidden/>
     <w:unhideWhenUsed/>
   </w:style>
   <w:style w:type="table" w:default="1" w:styleId="Tabelanormal">
@@ -3400,7 +3324,6 @@
     <w:rsid w:val="000F59AE"/>
     <w:rsid w:val="000F5C94"/>
     <w:rsid w:val="00116087"/>
-    <w:rsid w:val="00121895"/>
     <w:rsid w:val="00130162"/>
     <w:rsid w:val="00130822"/>
     <w:rsid w:val="00131A9B"/>
@@ -3620,7 +3543,6 @@
     <w:rsid w:val="00950558"/>
     <w:rsid w:val="00950DBE"/>
     <w:rsid w:val="00960341"/>
-    <w:rsid w:val="00962E86"/>
     <w:rsid w:val="00963362"/>
     <w:rsid w:val="009712F6"/>
     <w:rsid w:val="0098590C"/>

--- a/ATESTADO_FISICO_MENTAL_TEMPLATE.docx
+++ b/ATESTADO_FISICO_MENTAL_TEMPLATE.docx
@@ -135,12 +135,7 @@
           <w:rFonts w:ascii="Times New Roman" w:hAnsi="Times New Roman" w:cs="Times New Roman"/>
           <w:sz w:val="24"/>
         </w:rPr>
-        <w:t>ATESTO PARA OS DEVIDOS FINS, QUE O (A) {{ nome }} PORTADOR (A) DO RG {{ rg }} E CPF: {{ cpf }} GOZA DE BOA SAÚDE FÍSICA E MENTAL, NÃO APRESENTA SINAIS OU SINTOMAS DE DOENÇAS INFECTO CONTAGIOSAS. PORTANTO, ENCONTRA-SE APTO(A) PARA EXERCER SUAS ATIVIDADES NA {{ orgao_texto }}, NO CARGO: {{ funcao }}.</w:t>
-      </w:r>
-      <w:r>
-        <w:rPr>
-          <w:rFonts w:ascii="Times New Roman" w:hAnsi="Times New Roman" w:cs="Times New Roman"/>
-        </w:rPr>
+        <w:t xml:space="preserve">ATESTO PARA OS DEVIDOS FINS, QUE O (A) </w:t>
       </w:r>
       <w:proofErr w:type="gramStart"/>
       <w:r>
@@ -149,6 +144,7 @@
           <w:b/>
           <w:bCs/>
         </w:rPr>
+        <w:t>{{ nome</w:t>
       </w:r>
       <w:proofErr w:type="gramEnd"/>
       <w:r>
@@ -157,6 +153,7 @@
           <w:b/>
           <w:bCs/>
         </w:rPr>
+        <w:t xml:space="preserve"> }}</w:t>
       </w:r>
       <w:r>
         <w:rPr>
@@ -164,42 +161,125 @@
           <w:b/>
           <w:bCs/>
         </w:rPr>
-      </w:r>
-      <w:r>
-        <w:rPr>
-          <w:rFonts w:ascii="Times New Roman" w:hAnsi="Times New Roman" w:cs="Times New Roman"/>
+        <w:t xml:space="preserve"> </w:t>
+      </w:r>
+      <w:r>
+        <w:rPr>
+          <w:rFonts w:ascii="Times New Roman" w:hAnsi="Times New Roman" w:cs="Times New Roman"/>
+          <w:sz w:val="24"/>
+        </w:rPr>
+        <w:t xml:space="preserve">PORTADOR (A) DO RG </w:t>
+      </w:r>
+      <w:proofErr w:type="gramStart"/>
+      <w:r>
+        <w:rPr>
+          <w:rFonts w:ascii="Times New Roman" w:hAnsi="Times New Roman" w:cs="Times New Roman"/>
+          <w:b/>
           <w:bCs/>
-          <w:color w:val="000000"/>
-        </w:rPr>
-      </w:r>
-      <w:r>
-        <w:rPr>
-          <w:rFonts w:ascii="Times New Roman" w:hAnsi="Times New Roman" w:cs="Times New Roman"/>
-        </w:rPr>
-      </w:r>
-      <w:r>
-        <w:rPr>
-          <w:rFonts w:ascii="Times New Roman" w:eastAsia="Times New Roman" w:hAnsi="Times New Roman" w:cs="Times New Roman"/>
+          <w:sz w:val="24"/>
+        </w:rPr>
+        <w:t>{{ rg</w:t>
+      </w:r>
+      <w:proofErr w:type="gramEnd"/>
+      <w:r>
+        <w:rPr>
+          <w:rFonts w:ascii="Times New Roman" w:hAnsi="Times New Roman" w:cs="Times New Roman"/>
           <w:b/>
           <w:bCs/>
-          <w:lang w:eastAsia="pt-BR"/>
-        </w:rPr>
-      </w:r>
+          <w:sz w:val="24"/>
+        </w:rPr>
+        <w:t xml:space="preserve"> }}</w:t>
+      </w:r>
+      <w:r>
+        <w:rPr>
+          <w:rFonts w:ascii="Times New Roman" w:hAnsi="Times New Roman" w:cs="Times New Roman"/>
+          <w:sz w:val="24"/>
+        </w:rPr>
+        <w:t xml:space="preserve"> E CPF: </w:t>
+      </w:r>
+      <w:proofErr w:type="gramStart"/>
       <w:r>
         <w:rPr>
           <w:rFonts w:ascii="Times New Roman" w:hAnsi="Times New Roman" w:cs="Times New Roman"/>
           <w:b/>
           <w:bCs/>
-        </w:rPr>
-      </w:r>
-      <w:r/>
+          <w:sz w:val="24"/>
+        </w:rPr>
+        <w:t>{{ cpf</w:t>
+      </w:r>
+      <w:proofErr w:type="gramEnd"/>
+      <w:r>
+        <w:rPr>
+          <w:rFonts w:ascii="Times New Roman" w:hAnsi="Times New Roman" w:cs="Times New Roman"/>
+          <w:b/>
+          <w:bCs/>
+          <w:sz w:val="24"/>
+        </w:rPr>
+        <w:t xml:space="preserve"> }}</w:t>
+      </w:r>
+      <w:r>
+        <w:rPr>
+          <w:rFonts w:ascii="Times New Roman" w:hAnsi="Times New Roman" w:cs="Times New Roman"/>
+          <w:sz w:val="24"/>
+        </w:rPr>
+        <w:t xml:space="preserve"> GOZA DE BOA SAÚDE FÍSICA E MENTAL, NÃO APRESENTA SINAIS OU SINTOMAS DE DOENÇAS INFECTO CONTAGIOSAS. PORTANTO, ENCONTRA-SE APTO(A) PARA EXERCER SUAS ATIVIDADES NA </w:t>
+      </w:r>
       <w:proofErr w:type="gramStart"/>
       <w:r>
         <w:rPr>
           <w:rFonts w:ascii="Times New Roman" w:hAnsi="Times New Roman" w:cs="Times New Roman"/>
           <w:b/>
           <w:bCs/>
-        </w:rPr>
+          <w:sz w:val="24"/>
+        </w:rPr>
+        <w:t>{{ orgao</w:t>
+      </w:r>
+      <w:proofErr w:type="gramEnd"/>
+      <w:r>
+        <w:rPr>
+          <w:rFonts w:ascii="Times New Roman" w:hAnsi="Times New Roman" w:cs="Times New Roman"/>
+          <w:b/>
+          <w:bCs/>
+          <w:sz w:val="24"/>
+        </w:rPr>
+        <w:t>_</w:t>
+      </w:r>
+      <w:proofErr w:type="gramStart"/>
+      <w:r>
+        <w:rPr>
+          <w:rFonts w:ascii="Times New Roman" w:hAnsi="Times New Roman" w:cs="Times New Roman"/>
+          <w:b/>
+          <w:bCs/>
+          <w:sz w:val="24"/>
+        </w:rPr>
+        <w:t>texto }</w:t>
+      </w:r>
+      <w:proofErr w:type="gramEnd"/>
+      <w:r>
+        <w:rPr>
+          <w:rFonts w:ascii="Times New Roman" w:hAnsi="Times New Roman" w:cs="Times New Roman"/>
+          <w:b/>
+          <w:bCs/>
+          <w:sz w:val="24"/>
+        </w:rPr>
+        <w:t>}</w:t>
+      </w:r>
+      <w:r>
+        <w:rPr>
+          <w:rFonts w:ascii="Times New Roman" w:hAnsi="Times New Roman" w:cs="Times New Roman"/>
+          <w:sz w:val="24"/>
+        </w:rPr>
+        <w:t xml:space="preserve">, NO CARGO: </w:t>
+      </w:r>
+      <w:proofErr w:type="gramStart"/>
+      <w:r>
+        <w:rPr>
+          <w:rFonts w:ascii="Times New Roman" w:hAnsi="Times New Roman" w:cs="Times New Roman"/>
+          <w:b/>
+          <w:bCs/>
+          <w:sz w:val="24"/>
+        </w:rPr>
+        <w:t xml:space="preserve">{{ </w:t>
       </w:r>
       <w:proofErr w:type="spellStart"/>
       <w:r>
@@ -207,7 +287,9 @@
           <w:rFonts w:ascii="Times New Roman" w:hAnsi="Times New Roman" w:cs="Times New Roman"/>
           <w:b/>
           <w:bCs/>
-        </w:rPr>
+          <w:sz w:val="24"/>
+        </w:rPr>
+        <w:t>funcao</w:t>
       </w:r>
       <w:proofErr w:type="spellEnd"/>
       <w:proofErr w:type="gramEnd"/>
@@ -216,313 +298,16 @@
           <w:rFonts w:ascii="Times New Roman" w:hAnsi="Times New Roman" w:cs="Times New Roman"/>
           <w:b/>
           <w:bCs/>
-        </w:rPr>
-      </w:r>
-      <w:r>
-        <w:rPr>
-          <w:rFonts w:ascii="Times New Roman" w:hAnsi="Times New Roman" w:cs="Times New Roman"/>
-          <w:b/>
-          <w:bCs/>
-        </w:rPr>
-      </w:r>
-      <w:r>
-        <w:rPr>
-          <w:rFonts w:ascii="Times New Roman" w:hAnsi="Times New Roman" w:cs="Times New Roman"/>
-          <w:b/>
-          <w:bCs/>
-        </w:rPr>
-      </w:r>
-      <w:r>
-        <w:rPr>
-          <w:rFonts w:ascii="Times New Roman" w:hAnsi="Times New Roman" w:cs="Times New Roman"/>
-          <w:b/>
-          <w:color w:val="0F243E" w:themeColor="text2" w:themeShade="80"/>
-        </w:rPr>
-      </w:r>
-      <w:r>
-        <w:rPr>
-          <w:rFonts w:ascii="Times New Roman" w:hAnsi="Times New Roman" w:cs="Times New Roman"/>
-          <w:b/>
-        </w:rPr>
-      </w:r>
-      <w:r/>
-      <w:proofErr w:type="gramStart"/>
-      <w:r>
-        <w:rPr>
-          <w:rFonts w:ascii="Times New Roman" w:hAnsi="Times New Roman" w:cs="Times New Roman"/>
-          <w:b/>
-          <w:bCs/>
-        </w:rPr>
-      </w:r>
-      <w:proofErr w:type="spellStart"/>
-      <w:r>
-        <w:rPr>
-          <w:rFonts w:ascii="Times New Roman" w:hAnsi="Times New Roman" w:cs="Times New Roman"/>
-          <w:b/>
-          <w:bCs/>
-        </w:rPr>
-      </w:r>
-      <w:proofErr w:type="spellEnd"/>
-      <w:proofErr w:type="gramEnd"/>
-      <w:r>
-        <w:rPr>
-          <w:rFonts w:ascii="Times New Roman" w:hAnsi="Times New Roman" w:cs="Times New Roman"/>
-          <w:b/>
-          <w:bCs/>
-        </w:rPr>
-      </w:r>
-      <w:r>
-        <w:rPr>
-          <w:rFonts w:ascii="Times New Roman" w:hAnsi="Times New Roman" w:cs="Times New Roman"/>
-          <w:b/>
-          <w:bCs/>
-        </w:rPr>
-      </w:r>
-      <w:r>
-        <w:rPr>
-          <w:rFonts w:ascii="Times New Roman" w:hAnsi="Times New Roman" w:cs="Times New Roman"/>
-        </w:rPr>
-      </w:r>
-      <w:r>
-        <w:rPr>
-          <w:rFonts w:ascii="Times New Roman" w:hAnsi="Times New Roman" w:cs="Times New Roman"/>
-          <w:bCs/>
-        </w:rPr>
-      </w:r>
-      <w:r>
-        <w:rPr>
-          <w:rFonts w:ascii="Times New Roman" w:hAnsi="Times New Roman" w:cs="Times New Roman"/>
-        </w:rPr>
-      </w:r>
-      <w:r>
-        <w:rPr>
-          <w:rFonts w:ascii="Times New Roman" w:hAnsi="Times New Roman" w:cs="Times New Roman"/>
-        </w:rPr>
-      </w:r>
-      <w:r>
-        <w:rPr>
-          <w:rFonts w:ascii="Times New Roman" w:hAnsi="Times New Roman" w:cs="Times New Roman"/>
-        </w:rPr>
-      </w:r>
-      <w:r>
-        <w:rPr>
-          <w:rFonts w:ascii="Times New Roman" w:hAnsi="Times New Roman" w:cs="Times New Roman"/>
-        </w:rPr>
-      </w:r>
-      <w:r>
-        <w:rPr>
-          <w:rFonts w:ascii="Times New Roman" w:hAnsi="Times New Roman" w:cs="Times New Roman"/>
-        </w:rPr>
-      </w:r>
-      <w:r>
-        <w:rPr>
-          <w:rFonts w:ascii="Times New Roman" w:hAnsi="Times New Roman" w:cs="Times New Roman"/>
-        </w:rPr>
-      </w:r>
-      <w:r>
-        <w:rPr>
-          <w:rFonts w:ascii="Times New Roman" w:hAnsi="Times New Roman" w:cs="Times New Roman"/>
-        </w:rPr>
-      </w:r>
-      <w:r>
-        <w:rPr>
-          <w:rFonts w:ascii="Times New Roman" w:hAnsi="Times New Roman" w:cs="Times New Roman"/>
-        </w:rPr>
-      </w:r>
-      <w:r>
-        <w:rPr>
-          <w:rFonts w:ascii="Times New Roman" w:hAnsi="Times New Roman" w:cs="Times New Roman"/>
-        </w:rPr>
-      </w:r>
-      <w:r>
-        <w:rPr>
-          <w:rFonts w:ascii="Times New Roman" w:hAnsi="Times New Roman" w:cs="Times New Roman"/>
-          <w:bCs/>
-        </w:rPr>
-      </w:r>
-      <w:r>
-        <w:rPr>
-          <w:rFonts w:ascii="Times New Roman" w:hAnsi="Times New Roman" w:cs="Times New Roman"/>
-        </w:rPr>
-      </w:r>
-      <w:r>
-        <w:rPr>
-          <w:rFonts w:ascii="Times New Roman" w:hAnsi="Times New Roman" w:cs="Times New Roman"/>
-        </w:rPr>
-      </w:r>
-      <w:r>
-        <w:rPr>
-          <w:rFonts w:ascii="Times New Roman" w:hAnsi="Times New Roman" w:cs="Times New Roman"/>
-          <w:b/>
-        </w:rPr>
-      </w:r>
-      <w:proofErr w:type="gramStart"/>
-      <w:r>
-        <w:rPr>
-          <w:rFonts w:ascii="Times New Roman" w:hAnsi="Times New Roman" w:cs="Times New Roman"/>
-          <w:b/>
-          <w:bCs/>
-        </w:rPr>
-      </w:r>
-      <w:proofErr w:type="gramEnd"/>
-      <w:r>
-        <w:rPr>
-          <w:rFonts w:ascii="Times New Roman" w:hAnsi="Times New Roman" w:cs="Times New Roman"/>
-          <w:b/>
-          <w:bCs/>
-        </w:rPr>
-      </w:r>
-      <w:r>
-        <w:rPr>
-          <w:rFonts w:ascii="Times New Roman" w:hAnsi="Times New Roman" w:cs="Times New Roman"/>
-          <w:b/>
-          <w:bCs/>
-        </w:rPr>
-      </w:r>
-      <w:r>
-        <w:rPr>
-          <w:rFonts w:ascii="Times New Roman" w:hAnsi="Times New Roman" w:cs="Times New Roman"/>
-          <w:b/>
-          <w:bCs/>
-        </w:rPr>
-      </w:r>
-      <w:r>
-        <w:rPr>
-          <w:rFonts w:ascii="Times New Roman" w:hAnsi="Times New Roman" w:cs="Times New Roman"/>
-          <w:b/>
-          <w:bCs/>
-        </w:rPr>
-      </w:r>
-      <w:proofErr w:type="gramStart"/>
-      <w:r>
-        <w:rPr>
-          <w:rFonts w:ascii="Times New Roman" w:hAnsi="Times New Roman" w:cs="Times New Roman"/>
-          <w:b/>
-          <w:bCs/>
-        </w:rPr>
-      </w:r>
-      <w:r>
-        <w:rPr>
-          <w:rFonts w:ascii="Times New Roman" w:hAnsi="Times New Roman" w:cs="Times New Roman"/>
-          <w:b/>
-          <w:bCs/>
-        </w:rPr>
-      </w:r>
-      <w:proofErr w:type="gramEnd"/>
-      <w:r>
-        <w:rPr>
-          <w:rFonts w:ascii="Times New Roman" w:hAnsi="Times New Roman" w:cs="Times New Roman"/>
-          <w:b/>
-          <w:bCs/>
-        </w:rPr>
-      </w:r>
-      <w:r>
-        <w:rPr>
-          <w:rFonts w:ascii="Times New Roman" w:hAnsi="Times New Roman" w:cs="Times New Roman"/>
-          <w:b/>
-          <w:bCs/>
-        </w:rPr>
-      </w:r>
-      <w:proofErr w:type="gramStart"/>
-      <w:r>
-        <w:rPr>
-          <w:rFonts w:ascii="Times New Roman" w:hAnsi="Times New Roman" w:cs="Times New Roman"/>
-          <w:b/>
-          <w:bCs/>
-        </w:rPr>
-      </w:r>
-      <w:proofErr w:type="spellStart"/>
-      <w:r>
-        <w:rPr>
-          <w:rFonts w:ascii="Times New Roman" w:hAnsi="Times New Roman" w:cs="Times New Roman"/>
-          <w:b/>
-          <w:bCs/>
-        </w:rPr>
-      </w:r>
-      <w:proofErr w:type="spellEnd"/>
-      <w:proofErr w:type="gramEnd"/>
-      <w:r>
-        <w:rPr>
-          <w:rFonts w:ascii="Times New Roman" w:hAnsi="Times New Roman" w:cs="Times New Roman"/>
-          <w:b/>
-          <w:bCs/>
-        </w:rPr>
-      </w:r>
-      <w:r>
-        <w:rPr>
-          <w:rFonts w:ascii="Times New Roman" w:hAnsi="Times New Roman" w:cs="Times New Roman"/>
-          <w:b/>
-          <w:bCs/>
-        </w:rPr>
-      </w:r>
-      <w:r>
-        <w:rPr>
-          <w:rFonts w:ascii="Times New Roman" w:hAnsi="Times New Roman" w:cs="Times New Roman"/>
-          <w:b/>
-        </w:rPr>
-      </w:r>
-      <w:r>
-        <w:rPr>
-          <w:rFonts w:ascii="Times New Roman" w:hAnsi="Times New Roman" w:cs="Times New Roman"/>
-          <w:bCs/>
-        </w:rPr>
-      </w:r>
-      <w:r>
-        <w:rPr>
-          <w:b/>
-          <w:bCs/>
-          <w:sz w:val="24"/>
-          <w:szCs w:val="24"/>
-        </w:rPr>
-      </w:r>
-      <w:r>
-        <w:rPr>
-          <w:rFonts w:ascii="Times New Roman" w:hAnsi="Times New Roman" w:cs="Times New Roman"/>
-        </w:rPr>
-      </w:r>
-      <w:r>
-        <w:rPr>
-          <w:rFonts w:ascii="Times New Roman" w:hAnsi="Times New Roman" w:cs="Times New Roman"/>
-          <w:b/>
-          <w:color w:val="000000" w:themeColor="text1"/>
-        </w:rPr>
-      </w:r>
-      <w:r/>
-      <w:proofErr w:type="gramStart"/>
-      <w:r>
-        <w:rPr>
-          <w:b/>
-          <w:bCs/>
-          <w:sz w:val="24"/>
-          <w:szCs w:val="24"/>
-        </w:rPr>
-      </w:r>
-      <w:proofErr w:type="spellStart"/>
-      <w:r>
-        <w:rPr>
-          <w:b/>
-          <w:bCs/>
-          <w:sz w:val="24"/>
-          <w:szCs w:val="24"/>
-        </w:rPr>
-      </w:r>
-      <w:proofErr w:type="spellEnd"/>
-      <w:proofErr w:type="gramEnd"/>
-      <w:r>
-        <w:rPr>
-          <w:b/>
-          <w:bCs/>
-          <w:sz w:val="24"/>
-          <w:szCs w:val="24"/>
-        </w:rPr>
-      </w:r>
-      <w:r>
-        <w:rPr>
-          <w:b/>
-          <w:bCs/>
-          <w:sz w:val="24"/>
-          <w:szCs w:val="24"/>
-        </w:rPr>
+          <w:sz w:val="24"/>
+        </w:rPr>
+        <w:t xml:space="preserve"> }}</w:t>
+      </w:r>
+      <w:r>
+        <w:rPr>
+          <w:rFonts w:ascii="Times New Roman" w:hAnsi="Times New Roman" w:cs="Times New Roman"/>
+          <w:sz w:val="24"/>
+        </w:rPr>
+        <w:t>.</w:t>
       </w:r>
     </w:p>
     <w:p>
@@ -964,6 +749,7 @@
                 <w:sz w:val="24"/>
                 <w:szCs w:val="24"/>
               </w:rPr>
+              <w:lastRenderedPageBreak/>
               <w:t xml:space="preserve">           </w:t>
             </w:r>
             <w:r>
@@ -1032,7 +818,6 @@
                 <w:rFonts w:ascii="Arial Narrow" w:hAnsi="Arial Narrow"/>
                 <w:color w:val="0F243E" w:themeColor="text2" w:themeShade="80"/>
               </w:rPr>
-              <w:lastRenderedPageBreak/>
               <w:t>NOME</w:t>
             </w:r>
             <w:r>
@@ -2971,6 +2756,7 @@
   <w:style w:type="character" w:default="1" w:styleId="Fontepargpadro">
     <w:name w:val="Default Paragraph Font"/>
     <w:uiPriority w:val="1"/>
+    <w:semiHidden/>
     <w:unhideWhenUsed/>
   </w:style>
   <w:style w:type="table" w:default="1" w:styleId="Tabelanormal">
@@ -3483,6 +3269,7 @@
     <w:rsid w:val="00703952"/>
     <w:rsid w:val="00704FD4"/>
     <w:rsid w:val="00712FBC"/>
+    <w:rsid w:val="0072113B"/>
     <w:rsid w:val="007211BF"/>
     <w:rsid w:val="007332DE"/>
     <w:rsid w:val="00743D62"/>
@@ -3688,6 +3475,7 @@
     <w:rsid w:val="00EF26D7"/>
     <w:rsid w:val="00EF3FCF"/>
     <w:rsid w:val="00EF48F8"/>
+    <w:rsid w:val="00EF6BD3"/>
     <w:rsid w:val="00F03C83"/>
     <w:rsid w:val="00F24902"/>
     <w:rsid w:val="00F41E4C"/>
